--- a/content/busi1764/files/A1_Learning_Diary_SELCO_trimmed.docx
+++ b/content/busi1764/files/A1_Learning_Diary_SELCO_trimmed.docx
@@ -59,7 +59,7 @@
           <w:rFonts w:ascii="Arial" w:eastAsia="Hiragino Sans GB" w:hAnsi="Arial" w:cs="Arial"/>
           <w:color w:val="1A1D23"/>
         </w:rPr>
-        <w:t>SELCO India is a for-profit social enterprise founded in Bangalore in 1995 by Harish Hande, an Ashoka Fellow (Ramon Magsaysay Award Foundation, 2011; Ashoka, n.d.). In 2011, nearly half of Indian households had no electricity, and the poor were widely believed unable to afford or maintain modern technology (Ramon Magsaysay Award Foundation, 2011). Before founding SELCO, Hande visited villages without electricity to understand what people really needed (Goyal, Sergi and Kapoor, 2017, p. 100). SELCO provides small solar systems, such as lights, water heaters and livelihood equipment, tailored to each household and installed and repaired by SELCO, working with rural banks, microfinance institutions, self-help groups and NGOs (Ramon Magsaysay Award Foundation, 2011). By 2015, it had installed more than 200,000 home solar lighting systems, reaching over one million people (Goyal, Sergi and Kapoor, 2017, p. 101).</w:t>
+        <w:t xml:space="preserve">SELCO India is a for-profit social enterprise founded by Harish Hande in Bangalore in 1995 (Ramon Magsaysay Award Foundation, 2011), and Hande is an Ashoka Fellow (Ashoka, n.d.). In 2011, nearly half of Indian households had no electricity, and many poor rural families relied on kerosene lamps and candles. It was widely believed that the poor could neither afford nor maintain modern technology (Ramon Magsaysay Award Foundation, 2011). In 1994, before founding SELCO, Hande visited villages without electricity to understand what people really needed (Goyal, Sergi and Kapoor, 2017, p. 100). SELCO provides small, </w:t>
       </w:r>
       <w:proofErr w:type="spellStart"/>
       <w:r>
@@ -67,6 +67,7 @@
           <w:rFonts w:ascii="Arial" w:eastAsia="Hiragino Sans GB" w:hAnsi="Arial" w:cs="Arial"/>
           <w:color w:val="1A1D23"/>
         </w:rPr>
+        <w:t>decentralised</w:t>
       </w:r>
       <w:proofErr w:type="spellEnd"/>
       <w:r>
@@ -74,6 +75,7 @@
           <w:rFonts w:ascii="Arial" w:eastAsia="Hiragino Sans GB" w:hAnsi="Arial" w:cs="Arial"/>
           <w:color w:val="1A1D23"/>
         </w:rPr>
+        <w:t xml:space="preserve"> solar systems, such as lights, water heaters and equipment that supports livelihoods. Each system is tailored to the household, and SELCO installs and repairs it (Ramon Magsaysay Award Foundation, 2011). To make the systems affordable, SELCO persuaded rural banks to offer small loans with instalments matched to customers' income and cash flow (Goyal, Sergi and Kapoor, 2017, p. 105). Its main partners are rural banks, microfinance institutions, self-help groups and NGOs (Ramon Magsaysay Award Foundation, 2011). By 2015, SELCO had installed more than 200,000 home solar lighting systems, reaching over one million people (Goyal, Sergi and Kapoor, 2017, p. 101).</w:t>
       </w:r>
     </w:p>
     <w:p>
@@ -224,7 +226,7 @@
           <w:rFonts w:ascii="Arial" w:eastAsia="Hiragino Sans GB" w:hAnsi="Arial" w:cs="Arial"/>
           <w:color w:val="1A1D23"/>
         </w:rPr>
-        <w:t>It is not international entrepreneurship, which involves discovering and exploiting opportunities across national borders (Oviatt and McDougall, 2005). SELCO India operates mainly in India; its model has been replicated in Africa and Southeast Asia by a separate non-profit, SELCO Foundation (Skoll Foundation, n.d.).</w:t>
+        <w:t>It is not international entrepreneurship, which involves discovering and exploiting opportunities across national borders (Oviatt and McDougall, 2005): SELCO India operates mainly in India, and its model was replicated in Africa and Southeast Asia by a separate non-profit, SELCO Foundation (Skoll Foundation, n.d.).</w:t>
       </w:r>
       <w:r>
         <w:rPr>
@@ -285,7 +287,7 @@
           <w:rFonts w:ascii="Arial" w:eastAsia="Hiragino Sans GB" w:hAnsi="Arial" w:cs="Arial"/>
           <w:color w:val="1A1D23"/>
         </w:rPr>
-        <w:t>Before SELCO, poor rural households could not pay for a solar system in one go, and banks were unwilling to lend to them. SELCO's answer was doorstep financing: staff assess each household's needs, cash flow and ability to pay, then combine the equipment with a regional rural bank loan and after-sales support (Goyal, Sergi and Kapoor, 2017, p. 104). Customers repay daily, monthly or quarterly, in line with their income, at minimal interest rates (Goyal, Sergi and Kapoor, 2017, p. 105).</w:t>
+        <w:t>Before SELCO, poor rural households could not pay for a solar system in one go, and banks were unwilling to lend to them. SELCO's answer was doorstep financing: staff assess each household's needs and cash flow, then combine the equipment with a regional rural bank loan and after-sales support, with daily, monthly or quarterly repayments matched to income (Goyal, Sergi and Kapoor, 2017, pp. 104–105).</w:t>
       </w:r>
     </w:p>
     <w:p>
@@ -303,7 +305,7 @@
           <w:rFonts w:ascii="Arial" w:eastAsia="Hiragino Sans GB" w:hAnsi="Arial" w:cs="Arial"/>
           <w:color w:val="1A1D23"/>
         </w:rPr>
-        <w:t>I classify this as business model innovation, because it changes how value is delivered and captured. SELCO's management explains that its "business model involves providing energy solutions by integrating technology support and financing with product offerings" (Goyal, Sergi and Kapoor, 2017, p. 105). On the business model canvas, it changed three blocks: revenue streams, customer relationships and key partners. It is not product innovation, because solar lights already existed and innovation is not the same as invention (Schumpeter, 1947). It is not process innovation, because it did not improve internal production. Installation and repair are services, but the key change is who pays and how, so it is mainly business model innovation rather than service innovation.</w:t>
+        <w:t>I classify this as business model innovation, because it changes how value is delivered and captured. SELCO's management explains that its "business model involves providing energy solutions by integrating technology support and financing with product offerings" (Goyal, Sergi and Kapoor, 2017, p. 105). On the business model canvas, it changed three blocks: revenue streams, customer relationships and key partners. It is not product innovation, because solar lights already existed; innovation is not invention (Schumpeter, 1947). It is not process innovation, because it did not improve internal production. Installation and repair are services, but the key change is who pays and how, not the service itself.</w:t>
       </w:r>
       <w:proofErr w:type="gramStart"/>
       <w:r>
@@ -335,7 +337,7 @@
           <w:rFonts w:ascii="Arial" w:eastAsia="Hiragino Sans GB" w:hAnsi="Arial" w:cs="Arial"/>
           <w:color w:val="1A1D23"/>
         </w:rPr>
-        <w:t>Instalment payments and microcredit already existed, so the idea was new to the region rather than new to the world. It was radical rather than incremental, because it was an entirely new way of selling solar energy in rural India, not a small improvement. By turning non-consumers, people who previously could not buy at all, into customers, it shows features of new-market disruption (Christensen, Raynor and McDonald, 2015, p. 47).</w:t>
+        <w:t>Instalment payments and microcredit already existed, so the idea was new to the region rather than new to the world. It was radical rather than incremental: an entirely new way of selling solar energy in rural India. By turning non-consumers into customers, it shows features of new-market disruption (Christensen, Raynor and McDonald, 2015, p. 47).</w:t>
       </w:r>
     </w:p>
     <w:p>
@@ -407,7 +409,7 @@
           <w:rFonts w:ascii="Arial" w:eastAsia="Hiragino Sans GB" w:hAnsi="Arial" w:cs="Arial"/>
           <w:color w:val="1A1D23"/>
         </w:rPr>
-        <w:t>Transferring SELCO's model to Indonesia would require careful targeting. Although Indonesia's national electrification ratio is 99.83%, about 658,000 families still have no electricity and another 1.17 million households rely on diesel generators, mainly in remote eastern islands such as West Papua and East Nusa Tenggara (Madani Berkelanjutan, 2026). This market is smaller than India's and spread across many islands, which raises logistics costs.</w:t>
+        <w:t>Although Indonesia's national electrification ratio is 99.83%, about 658,000 families still have no electricity and another 1.17 million households rely on diesel generators, mainly in remote eastern islands such as West Papua and East Nusa Tenggara (Madani Berkelanjutan, 2026). This market is smaller than India's and spread across many islands, which raises logistics costs.</w:t>
       </w:r>
       <w:proofErr w:type="spellStart"/>
       <w:r>
@@ -467,7 +469,7 @@
           <w:rFonts w:ascii="Arial" w:eastAsia="Hiragino Sans GB" w:hAnsi="Arial" w:cs="Arial"/>
           <w:color w:val="1A1D23"/>
         </w:rPr>
-        <w:t>SELCO's own experience shows that rural banking infrastructure is "an integral part to the success of our business model" (Goyal, Sergi and Kapoor, 2017, p. 102). The first step would therefore be to find local banks or microfinance institutions that are willing to lend to rural households and share SELCO's mission.</w:t>
+        <w:t>SELCO's own experience shows that rural banking infrastructure is "an integral part to the success of our business model" (Goyal, Sergi and Kapoor, 2017, p. 102), so the first step would be to find local banks or microfinance institutions willing to lend to rural households and share SELCO's mission.</w:t>
       </w:r>
     </w:p>
     <w:p>
@@ -485,7 +487,7 @@
           <w:rFonts w:ascii="Arial" w:eastAsia="Hiragino Sans GB" w:hAnsi="Arial" w:cs="Arial"/>
           <w:color w:val="1A1D23"/>
         </w:rPr>
-        <w:t>I would enter through a joint venture, setting up a new company with a local partner. A wholly owned subsidiary requires heavy investment, which a social enterprise cannot easily afford. Franchising is also unsuitable, because SELCO's early dealer network almost caused the company to fail and pulled it away from its mission (Ramon Magsaysay Award Foundation, 2011). The local partner would help train local technicians, work with local suppliers and promote the products in the local language.</w:t>
+        <w:t>I would enter through a joint venture, setting up a new company with a local partner. A wholly owned subsidiary needs heavy investment that a social enterprise cannot easily afford. Franchising is also unsuitable: SELCO's early dealer network almost made the company fail and pulled it away from its mission (Ramon Magsaysay Award Foundation, 2011). The local partner would help train local technicians, work with local suppliers and promote the products in the local language.</w:t>
       </w:r>
     </w:p>
     <w:p>
@@ -540,13 +542,15 @@
           <w:rFonts w:ascii="Arial" w:eastAsia="Hiragino Sans GB" w:hAnsi="Arial" w:cs="Arial"/>
           <w:color w:val="1A1D23"/>
         </w:rPr>
-        <w:t>This analysis changed my understanding of two key concepts. Before, I saw social entrepreneurship mainly as entrepreneurship, with "social" only describing the target customers. SELCO showed me that the social mission comes first and the business model is the tool to achieve it. I also used to think that innovation meant creating something completely new. SELCO did not invent a new technology; it changed who pays and how, which showed me that innovation is not the same as invention (Schumpeter, 1947). At the same time, I found that disruptive innovation theory does not fully fit SELCO: it explains well why SELCO serves non-consumers, but I do not think SELCO could replace existing competitors, because it only serves people who cannot afford mainstream products. The tutorial that influenced me most was the ageing exercise, which showed me the importance of real field research before designing a solution.</w:t>
-      </w:r>
-      <w:r>
-        <w:rPr>
-          <w:rFonts w:ascii="Arial" w:eastAsia="Hiragino Sans GB" w:hAnsi="Arial" w:cs="Arial"/>
-          <w:color w:val="1A1D23"/>
-        </w:rPr>
+        <w:t xml:space="preserve">This analysis changed my understanding of two key concepts. Before, I saw social entrepreneurship mainly as entrepreneurship, with "social" only describing the target customers. SELCO showed me that the social mission comes first and the business model is the tool to achieve it. I also used to think that innovation meant creating something completely new. SELCO did not invent a new technology; its main innovation was changing who pays and how, which illustrates that innovation is not the same as invention (Schumpeter, 1947). At the same time, I found that disruptive innovation theory does not fully fit SELCO: it explains well why SELCO serves non-consumers, but I do not think SELCO could replace existing competitors, because it only serves people who cannot afford mainstream products. The </w:t>
+      </w:r>
+      <w:r>
+        <w:rPr>
+          <w:rFonts w:ascii="Arial" w:eastAsia="Hiragino Sans GB" w:hAnsi="Arial" w:cs="Arial"/>
+          <w:color w:val="1A1D23"/>
+        </w:rPr>
+        <w:lastRenderedPageBreak/>
+        <w:t>tutorial that influenced me most was the ageing exercise, which showed me the importance of real field research before designing a solution.</w:t>
       </w:r>
     </w:p>
     <w:p>
